--- a/docx/11-turnos-del-aula/11-turnos-del-aula.docx
+++ b/docx/11-turnos-del-aula/11-turnos-del-aula.docx
@@ -28,7 +28,7 @@
         </w:p>
       </w:sdtContent>
     </w:sdt>
-    <w:bookmarkStart w:id="15" w:name="turnos-del-aula"/>
+    <w:bookmarkStart w:id="16" w:name="turnos-del-aula"/>
     <w:p>
       <w:pPr>
         <w:pStyle w:val="Heading1"/>
@@ -83,6 +83,41 @@
       </w:r>
       <w:r>
         <w:t xml:space="preserve">→ Fin del recorrido</w:t>
+      </w:r>
+    </w:p>
+    <w:p>
+      <w:pPr>
+        <w:pStyle w:val="BlockText"/>
+      </w:pPr>
+      <w:r>
+        <w:t xml:space="preserve">🖨️</w:t>
+      </w:r>
+      <w:r>
+        <w:t xml:space="preserve"> </w:t>
+      </w:r>
+      <w:r>
+        <w:rPr>
+          <w:b/>
+          <w:bCs/>
+        </w:rPr>
+        <w:t xml:space="preserve">¿En papel?</w:t>
+      </w:r>
+      <w:r>
+        <w:t xml:space="preserve"> </w:t>
+      </w:r>
+      <w:hyperlink r:id="rId9">
+        <w:r>
+          <w:rPr>
+            <w:rStyle w:val="Hyperlink"/>
+          </w:rPr>
+          <w:t xml:space="preserve">Imprimir unidad completa</w:t>
+        </w:r>
+      </w:hyperlink>
+      <w:r>
+        <w:t xml:space="preserve"> </w:t>
+      </w:r>
+      <w:r>
+        <w:t xml:space="preserve">— índice + todas las fichas, con salto de página.</w:t>
       </w:r>
     </w:p>
     <w:p>
@@ -120,7 +155,7 @@
         </w:pict>
       </w:r>
     </w:p>
-    <w:bookmarkStart w:id="9" w:name="objetivo-de-la-unidad"/>
+    <w:bookmarkStart w:id="10" w:name="objetivo-de-la-unidad"/>
     <w:p>
       <w:pPr>
         <w:pStyle w:val="Heading2"/>
@@ -192,8 +227,8 @@
         </w:pict>
       </w:r>
     </w:p>
-    <w:bookmarkEnd w:id="9"/>
-    <w:bookmarkStart w:id="12" w:name="mapa-de-la-unidad"/>
+    <w:bookmarkEnd w:id="10"/>
+    <w:bookmarkStart w:id="13" w:name="mapa-de-la-unidad"/>
     <w:p>
       <w:pPr>
         <w:pStyle w:val="Heading2"/>
@@ -259,7 +294,7 @@
             <w:pPr>
               <w:pStyle w:val="Compact"/>
             </w:pPr>
-            <w:hyperlink r:id="rId10">
+            <w:hyperlink r:id="rId11">
               <w:r>
                 <w:rPr>
                   <w:rStyle w:val="Hyperlink"/>
@@ -299,7 +334,7 @@
             <w:pPr>
               <w:pStyle w:val="Compact"/>
             </w:pPr>
-            <w:hyperlink r:id="rId11">
+            <w:hyperlink r:id="rId12">
               <w:r>
                 <w:rPr>
                   <w:rStyle w:val="Hyperlink"/>
@@ -340,8 +375,8 @@
         </w:pict>
       </w:r>
     </w:p>
-    <w:bookmarkEnd w:id="12"/>
-    <w:bookmarkStart w:id="13" w:name="actividades-y-juegos-de-la-unidad"/>
+    <w:bookmarkEnd w:id="13"/>
+    <w:bookmarkStart w:id="14" w:name="actividades-y-juegos-de-la-unidad"/>
     <w:p>
       <w:pPr>
         <w:pStyle w:val="Heading2"/>
@@ -377,8 +412,8 @@
         </w:pict>
       </w:r>
     </w:p>
-    <w:bookmarkEnd w:id="13"/>
-    <w:bookmarkStart w:id="14" w:name="por-dónde-empiezo"/>
+    <w:bookmarkEnd w:id="14"/>
+    <w:bookmarkStart w:id="15" w:name="por-dónde-empiezo"/>
     <w:p>
       <w:pPr>
         <w:pStyle w:val="Heading2"/>
@@ -401,7 +436,7 @@
       <w:r>
         <w:t xml:space="preserve"> </w:t>
       </w:r>
-      <w:hyperlink r:id="rId10">
+      <w:hyperlink r:id="rId11">
         <w:r>
           <w:rPr>
             <w:rStyle w:val="Hyperlink"/>
@@ -427,7 +462,7 @@
       <w:r>
         <w:t xml:space="preserve"> </w:t>
       </w:r>
-      <w:hyperlink r:id="rId11">
+      <w:hyperlink r:id="rId12">
         <w:r>
           <w:rPr>
             <w:rStyle w:val="Hyperlink"/>
@@ -456,7 +491,7 @@
       <w:r>
         <w:t xml:space="preserve"> </w:t>
       </w:r>
-      <w:hyperlink r:id="rId10">
+      <w:hyperlink r:id="rId11">
         <w:r>
           <w:rPr>
             <w:rStyle w:val="Hyperlink"/>
@@ -477,9 +512,9 @@
         <w:t xml:space="preserve">⏭️ Has terminado el recorrido de tutoría. 🎉 Vuelve cuando quieras a cualquier unidad — el clima del aula se cuida todo el curso.</w:t>
       </w:r>
     </w:p>
-    <w:bookmarkEnd w:id="14"/>
     <w:bookmarkEnd w:id="15"/>
-    <w:bookmarkStart w:id="26" w:name="los-5-turnos-del-aula"/>
+    <w:bookmarkEnd w:id="16"/>
+    <w:bookmarkStart w:id="27" w:name="los-5-turnos-del-aula"/>
     <w:p>
       <w:pPr>
         <w:pStyle w:val="Heading1"/>
@@ -543,7 +578,7 @@
         </w:pict>
       </w:r>
     </w:p>
-    <w:bookmarkStart w:id="16" w:name="en-corto"/>
+    <w:bookmarkStart w:id="17" w:name="en-corto"/>
     <w:p>
       <w:pPr>
         <w:pStyle w:val="Heading2"/>
@@ -593,8 +628,8 @@
         </w:pict>
       </w:r>
     </w:p>
-    <w:bookmarkEnd w:id="16"/>
-    <w:bookmarkStart w:id="17" w:name="la-lista-no-es-un-castigo"/>
+    <w:bookmarkEnd w:id="17"/>
+    <w:bookmarkStart w:id="18" w:name="la-lista-no-es-un-castigo"/>
     <w:p>
       <w:pPr>
         <w:pStyle w:val="Heading2"/>
@@ -737,8 +772,8 @@
         </w:pict>
       </w:r>
     </w:p>
-    <w:bookmarkEnd w:id="17"/>
-    <w:bookmarkStart w:id="18" w:name="los-5-turnos-del-aula-1"/>
+    <w:bookmarkEnd w:id="18"/>
+    <w:bookmarkStart w:id="19" w:name="los-5-turnos-del-aula-1"/>
     <w:p>
       <w:pPr>
         <w:pStyle w:val="Heading2"/>
@@ -1047,8 +1082,8 @@
         </w:pict>
       </w:r>
     </w:p>
-    <w:bookmarkEnd w:id="18"/>
-    <w:bookmarkStart w:id="19" w:name="las-4-reglas-del-sistema"/>
+    <w:bookmarkEnd w:id="19"/>
+    <w:bookmarkStart w:id="20" w:name="las-4-reglas-del-sistema"/>
     <w:p>
       <w:pPr>
         <w:pStyle w:val="Heading2"/>
@@ -1347,8 +1382,8 @@
         </w:pict>
       </w:r>
     </w:p>
-    <w:bookmarkEnd w:id="19"/>
-    <w:bookmarkStart w:id="20" w:name="a-por-ellos"/>
+    <w:bookmarkEnd w:id="20"/>
+    <w:bookmarkStart w:id="21" w:name="a-por-ellos"/>
     <w:p>
       <w:pPr>
         <w:pStyle w:val="Heading2"/>
@@ -1628,8 +1663,8 @@
         </w:pict>
       </w:r>
     </w:p>
-    <w:bookmarkEnd w:id="20"/>
-    <w:bookmarkStart w:id="21" w:name="Xa323694d993faa45537ebb47b6711d7252db86c"/>
+    <w:bookmarkEnd w:id="21"/>
+    <w:bookmarkStart w:id="22" w:name="Xa323694d993faa45537ebb47b6711d7252db86c"/>
     <w:p>
       <w:pPr>
         <w:pStyle w:val="Heading2"/>
@@ -1778,8 +1813,8 @@
         </w:pict>
       </w:r>
     </w:p>
-    <w:bookmarkEnd w:id="21"/>
-    <w:bookmarkStart w:id="22" w:name="soluciones-y-pistas"/>
+    <w:bookmarkEnd w:id="22"/>
+    <w:bookmarkStart w:id="23" w:name="soluciones-y-pistas"/>
     <w:p>
       <w:pPr>
         <w:pStyle w:val="Heading2"/>
@@ -1884,8 +1919,8 @@
         </w:pict>
       </w:r>
     </w:p>
-    <w:bookmarkEnd w:id="22"/>
-    <w:bookmarkStart w:id="23" w:name="resumen-en-3-frases"/>
+    <w:bookmarkEnd w:id="23"/>
+    <w:bookmarkStart w:id="24" w:name="resumen-en-3-frases"/>
     <w:p>
       <w:pPr>
         <w:pStyle w:val="Heading2"/>
@@ -1937,8 +1972,8 @@
         </w:pict>
       </w:r>
     </w:p>
-    <w:bookmarkEnd w:id="23"/>
-    <w:bookmarkStart w:id="25" w:name="vocabulario-rápido"/>
+    <w:bookmarkEnd w:id="24"/>
+    <w:bookmarkStart w:id="26" w:name="vocabulario-rápido"/>
     <w:p>
       <w:pPr>
         <w:pStyle w:val="Heading2"/>
@@ -2052,7 +2087,7 @@
       <w:r>
         <w:t xml:space="preserve"> </w:t>
       </w:r>
-      <w:hyperlink r:id="rId24">
+      <w:hyperlink r:id="rId25">
         <w:r>
           <w:rPr>
             <w:rStyle w:val="Hyperlink"/>
@@ -2079,7 +2114,7 @@
       <w:r>
         <w:t xml:space="preserve"> </w:t>
       </w:r>
-      <w:hyperlink r:id="rId24">
+      <w:hyperlink r:id="rId25">
         <w:r>
           <w:rPr>
             <w:rStyle w:val="Hyperlink"/>
@@ -2106,7 +2141,7 @@
       <w:r>
         <w:t xml:space="preserve"> </w:t>
       </w:r>
-      <w:hyperlink r:id="rId11">
+      <w:hyperlink r:id="rId12">
         <w:r>
           <w:rPr>
             <w:rStyle w:val="Hyperlink"/>
@@ -2115,9 +2150,9 @@
         </w:r>
       </w:hyperlink>
     </w:p>
-    <w:bookmarkEnd w:id="25"/>
     <w:bookmarkEnd w:id="26"/>
-    <w:bookmarkStart w:id="35" w:name="tu-planilla-plantilla"/>
+    <w:bookmarkEnd w:id="27"/>
+    <w:bookmarkStart w:id="36" w:name="tu-planilla-plantilla"/>
     <w:p>
       <w:pPr>
         <w:pStyle w:val="Heading1"/>
@@ -2181,7 +2216,7 @@
         </w:pict>
       </w:r>
     </w:p>
-    <w:bookmarkStart w:id="27" w:name="en-corto-1"/>
+    <w:bookmarkStart w:id="28" w:name="en-corto-1"/>
     <w:p>
       <w:pPr>
         <w:pStyle w:val="Heading2"/>
@@ -2221,8 +2256,8 @@
         </w:pict>
       </w:r>
     </w:p>
-    <w:bookmarkEnd w:id="27"/>
-    <w:bookmarkStart w:id="28" w:name="cómo-usar-la-planilla"/>
+    <w:bookmarkEnd w:id="28"/>
+    <w:bookmarkStart w:id="29" w:name="cómo-usar-la-planilla"/>
     <w:p>
       <w:pPr>
         <w:pStyle w:val="Heading2"/>
@@ -2415,8 +2450,8 @@
         </w:pict>
       </w:r>
     </w:p>
-    <w:bookmarkEnd w:id="28"/>
-    <w:bookmarkStart w:id="29" w:name="la-planilla-de-la-semana"/>
+    <w:bookmarkEnd w:id="29"/>
+    <w:bookmarkStart w:id="30" w:name="la-planilla-de-la-semana"/>
     <w:p>
       <w:pPr>
         <w:pStyle w:val="Heading2"/>
@@ -2465,8 +2500,8 @@
         <w:t xml:space="preserve">🏫 Grupo:</w:t>
       </w:r>
     </w:p>
-    <w:bookmarkEnd w:id="29"/>
-    <w:bookmarkStart w:id="30" w:name="Xf4f0b397c1970ac96f02cb501cdf4871d4323e4"/>
+    <w:bookmarkEnd w:id="30"/>
+    <w:bookmarkStart w:id="31" w:name="Xf4f0b397c1970ac96f02cb501cdf4871d4323e4"/>
     <w:p>
       <w:pPr>
         <w:pStyle w:val="Heading2"/>
@@ -2665,8 +2700,8 @@
         </w:pict>
       </w:r>
     </w:p>
-    <w:bookmarkEnd w:id="30"/>
-    <w:bookmarkStart w:id="31" w:name="X9ab0c6173efa59a690d7a90c876a35ffd12866a"/>
+    <w:bookmarkEnd w:id="31"/>
+    <w:bookmarkStart w:id="32" w:name="X9ab0c6173efa59a690d7a90c876a35ffd12866a"/>
     <w:p>
       <w:pPr>
         <w:pStyle w:val="Heading2"/>
@@ -2772,8 +2807,8 @@
         </w:pict>
       </w:r>
     </w:p>
-    <w:bookmarkEnd w:id="31"/>
-    <w:bookmarkStart w:id="32" w:name="soluciones-y-pistas-1"/>
+    <w:bookmarkEnd w:id="32"/>
+    <w:bookmarkStart w:id="33" w:name="soluciones-y-pistas-1"/>
     <w:p>
       <w:pPr>
         <w:pStyle w:val="Heading2"/>
@@ -2827,8 +2862,8 @@
         </w:pict>
       </w:r>
     </w:p>
-    <w:bookmarkEnd w:id="32"/>
-    <w:bookmarkStart w:id="33" w:name="resumen-en-3-frases-1"/>
+    <w:bookmarkEnd w:id="33"/>
+    <w:bookmarkStart w:id="34" w:name="resumen-en-3-frases-1"/>
     <w:p>
       <w:pPr>
         <w:pStyle w:val="Heading2"/>
@@ -2880,8 +2915,8 @@
         </w:pict>
       </w:r>
     </w:p>
-    <w:bookmarkEnd w:id="33"/>
-    <w:bookmarkStart w:id="34" w:name="vocabulario-rápido-1"/>
+    <w:bookmarkEnd w:id="34"/>
+    <w:bookmarkStart w:id="35" w:name="vocabulario-rápido-1"/>
     <w:p>
       <w:pPr>
         <w:pStyle w:val="Heading2"/>
@@ -2995,7 +3030,7 @@
       <w:r>
         <w:t xml:space="preserve"> </w:t>
       </w:r>
-      <w:hyperlink r:id="rId24">
+      <w:hyperlink r:id="rId25">
         <w:r>
           <w:rPr>
             <w:rStyle w:val="Hyperlink"/>
@@ -3022,7 +3057,7 @@
       <w:r>
         <w:t xml:space="preserve"> </w:t>
       </w:r>
-      <w:hyperlink r:id="rId10">
+      <w:hyperlink r:id="rId11">
         <w:r>
           <w:rPr>
             <w:rStyle w:val="Hyperlink"/>
@@ -3069,8 +3104,8 @@
         <w:t xml:space="preserve">— vuelve cuando quieras a cualquier unidad.</w:t>
       </w:r>
     </w:p>
-    <w:bookmarkEnd w:id="34"/>
     <w:bookmarkEnd w:id="35"/>
+    <w:bookmarkEnd w:id="36"/>
     <w:sectPr>
       <w:footnotePr>
         <w:numRestart w:val="eachSect"/>

--- a/docx/11-turnos-del-aula/11-turnos-del-aula.docx
+++ b/docx/11-turnos-del-aula/11-turnos-del-aula.docx
@@ -514,7 +514,7 @@
     </w:p>
     <w:bookmarkEnd w:id="15"/>
     <w:bookmarkEnd w:id="16"/>
-    <w:bookmarkStart w:id="27" w:name="los-5-turnos-del-aula"/>
+    <w:bookmarkStart w:id="30" w:name="los-5-turnos-del-aula"/>
     <w:p>
       <w:pPr>
         <w:pStyle w:val="Heading1"/>
@@ -773,7 +773,7 @@
       </w:r>
     </w:p>
     <w:bookmarkEnd w:id="18"/>
-    <w:bookmarkStart w:id="19" w:name="los-5-turnos-del-aula-1"/>
+    <w:bookmarkStart w:id="22" w:name="los-5-turnos-del-aula-1"/>
     <w:p>
       <w:pPr>
         <w:pStyle w:val="Heading2"/>
@@ -784,12 +784,54 @@
     </w:p>
     <w:p>
       <w:pPr>
-        <w:pStyle w:val="FirstParagraph"/>
-      </w:pPr>
-    </w:p>
-    <w:p>
-      <w:pPr>
-        <w:pStyle w:val="BodyText"/>
+        <w:pStyle w:val="CaptionedFigure"/>
+      </w:pPr>
+      <w:r>
+        <w:drawing>
+          <wp:inline>
+            <wp:extent cx="5334000" cy="1991360"/>
+            <wp:effectExtent b="0" l="0" r="0" t="0"/>
+            <wp:docPr descr="📆 Los 5 roles — 1 por persona, rota cada semana" title="" id="20" name="Picture"/>
+            <a:graphic>
+              <a:graphicData uri="http://schemas.openxmlformats.org/drawingml/2006/picture">
+                <pic:pic>
+                  <pic:nvPicPr>
+                    <pic:cNvPr descr="public/img/11-turnos-del-aula/01-cinco-turnos.png" id="21" name="Picture"/>
+                    <pic:cNvPicPr>
+                      <a:picLocks noChangeArrowheads="1" noChangeAspect="1"/>
+                    </pic:cNvPicPr>
+                  </pic:nvPicPr>
+                  <pic:blipFill>
+                    <a:blip r:embed="rId19"/>
+                    <a:stretch>
+                      <a:fillRect/>
+                    </a:stretch>
+                  </pic:blipFill>
+                  <pic:spPr bwMode="auto">
+                    <a:xfrm>
+                      <a:off x="0" y="0"/>
+                      <a:ext cx="5334000" cy="1991360"/>
+                    </a:xfrm>
+                    <a:prstGeom prst="rect">
+                      <a:avLst/>
+                    </a:prstGeom>
+                    <a:noFill/>
+                    <a:ln w="9525">
+                      <a:noFill/>
+                      <a:headEnd/>
+                      <a:tailEnd/>
+                    </a:ln>
+                  </pic:spPr>
+                </pic:pic>
+              </a:graphicData>
+            </a:graphic>
+          </wp:inline>
+        </w:drawing>
+      </w:r>
+    </w:p>
+    <w:p>
+      <w:pPr>
+        <w:pStyle w:val="ImageCaption"/>
       </w:pPr>
       <w:r>
         <w:t xml:space="preserve">📆 Los 5 roles — 1 por persona, rota cada semana</w:t>
@@ -1082,8 +1124,8 @@
         </w:pict>
       </w:r>
     </w:p>
-    <w:bookmarkEnd w:id="19"/>
-    <w:bookmarkStart w:id="20" w:name="las-4-reglas-del-sistema"/>
+    <w:bookmarkEnd w:id="22"/>
+    <w:bookmarkStart w:id="23" w:name="las-4-reglas-del-sistema"/>
     <w:p>
       <w:pPr>
         <w:pStyle w:val="Heading2"/>
@@ -1382,8 +1424,8 @@
         </w:pict>
       </w:r>
     </w:p>
-    <w:bookmarkEnd w:id="20"/>
-    <w:bookmarkStart w:id="21" w:name="a-por-ellos"/>
+    <w:bookmarkEnd w:id="23"/>
+    <w:bookmarkStart w:id="24" w:name="a-por-ellos"/>
     <w:p>
       <w:pPr>
         <w:pStyle w:val="Heading2"/>
@@ -1663,8 +1705,8 @@
         </w:pict>
       </w:r>
     </w:p>
-    <w:bookmarkEnd w:id="21"/>
-    <w:bookmarkStart w:id="22" w:name="Xa323694d993faa45537ebb47b6711d7252db86c"/>
+    <w:bookmarkEnd w:id="24"/>
+    <w:bookmarkStart w:id="25" w:name="Xa323694d993faa45537ebb47b6711d7252db86c"/>
     <w:p>
       <w:pPr>
         <w:pStyle w:val="Heading2"/>
@@ -1813,8 +1855,8 @@
         </w:pict>
       </w:r>
     </w:p>
-    <w:bookmarkEnd w:id="22"/>
-    <w:bookmarkStart w:id="23" w:name="soluciones-y-pistas"/>
+    <w:bookmarkEnd w:id="25"/>
+    <w:bookmarkStart w:id="26" w:name="soluciones-y-pistas"/>
     <w:p>
       <w:pPr>
         <w:pStyle w:val="Heading2"/>
@@ -1919,8 +1961,8 @@
         </w:pict>
       </w:r>
     </w:p>
-    <w:bookmarkEnd w:id="23"/>
-    <w:bookmarkStart w:id="24" w:name="resumen-en-3-frases"/>
+    <w:bookmarkEnd w:id="26"/>
+    <w:bookmarkStart w:id="27" w:name="resumen-en-3-frases"/>
     <w:p>
       <w:pPr>
         <w:pStyle w:val="Heading2"/>
@@ -1972,8 +2014,8 @@
         </w:pict>
       </w:r>
     </w:p>
-    <w:bookmarkEnd w:id="24"/>
-    <w:bookmarkStart w:id="26" w:name="vocabulario-rápido"/>
+    <w:bookmarkEnd w:id="27"/>
+    <w:bookmarkStart w:id="29" w:name="vocabulario-rápido"/>
     <w:p>
       <w:pPr>
         <w:pStyle w:val="Heading2"/>
@@ -2087,7 +2129,7 @@
       <w:r>
         <w:t xml:space="preserve"> </w:t>
       </w:r>
-      <w:hyperlink r:id="rId25">
+      <w:hyperlink r:id="rId28">
         <w:r>
           <w:rPr>
             <w:rStyle w:val="Hyperlink"/>
@@ -2114,7 +2156,7 @@
       <w:r>
         <w:t xml:space="preserve"> </w:t>
       </w:r>
-      <w:hyperlink r:id="rId25">
+      <w:hyperlink r:id="rId28">
         <w:r>
           <w:rPr>
             <w:rStyle w:val="Hyperlink"/>
@@ -2150,9 +2192,9 @@
         </w:r>
       </w:hyperlink>
     </w:p>
-    <w:bookmarkEnd w:id="26"/>
-    <w:bookmarkEnd w:id="27"/>
-    <w:bookmarkStart w:id="36" w:name="tu-planilla-plantilla"/>
+    <w:bookmarkEnd w:id="29"/>
+    <w:bookmarkEnd w:id="30"/>
+    <w:bookmarkStart w:id="42" w:name="tu-planilla-plantilla"/>
     <w:p>
       <w:pPr>
         <w:pStyle w:val="Heading1"/>
@@ -2216,7 +2258,7 @@
         </w:pict>
       </w:r>
     </w:p>
-    <w:bookmarkStart w:id="28" w:name="en-corto-1"/>
+    <w:bookmarkStart w:id="31" w:name="en-corto-1"/>
     <w:p>
       <w:pPr>
         <w:pStyle w:val="Heading2"/>
@@ -2256,8 +2298,8 @@
         </w:pict>
       </w:r>
     </w:p>
-    <w:bookmarkEnd w:id="28"/>
-    <w:bookmarkStart w:id="29" w:name="cómo-usar-la-planilla"/>
+    <w:bookmarkEnd w:id="31"/>
+    <w:bookmarkStart w:id="32" w:name="cómo-usar-la-planilla"/>
     <w:p>
       <w:pPr>
         <w:pStyle w:val="Heading2"/>
@@ -2450,8 +2492,8 @@
         </w:pict>
       </w:r>
     </w:p>
-    <w:bookmarkEnd w:id="29"/>
-    <w:bookmarkStart w:id="30" w:name="la-planilla-de-la-semana"/>
+    <w:bookmarkEnd w:id="32"/>
+    <w:bookmarkStart w:id="36" w:name="la-planilla-de-la-semana"/>
     <w:p>
       <w:pPr>
         <w:pStyle w:val="Heading2"/>
@@ -2462,12 +2504,54 @@
     </w:p>
     <w:p>
       <w:pPr>
-        <w:pStyle w:val="FirstParagraph"/>
-      </w:pPr>
-    </w:p>
-    <w:p>
-      <w:pPr>
-        <w:pStyle w:val="BodyText"/>
+        <w:pStyle w:val="CaptionedFigure"/>
+      </w:pPr>
+      <w:r>
+        <w:drawing>
+          <wp:inline>
+            <wp:extent cx="5334000" cy="3200400"/>
+            <wp:effectExtent b="0" l="0" r="0" t="0"/>
+            <wp:docPr descr="🖨️ Imprime, rellena, cuelga — y firma cada viernes" title="" id="34" name="Picture"/>
+            <a:graphic>
+              <a:graphicData uri="http://schemas.openxmlformats.org/drawingml/2006/picture">
+                <pic:pic>
+                  <pic:nvPicPr>
+                    <pic:cNvPr descr="public/img/11-turnos-del-aula/02-planilla-semanal.png" id="35" name="Picture"/>
+                    <pic:cNvPicPr>
+                      <a:picLocks noChangeArrowheads="1" noChangeAspect="1"/>
+                    </pic:cNvPicPr>
+                  </pic:nvPicPr>
+                  <pic:blipFill>
+                    <a:blip r:embed="rId33"/>
+                    <a:stretch>
+                      <a:fillRect/>
+                    </a:stretch>
+                  </pic:blipFill>
+                  <pic:spPr bwMode="auto">
+                    <a:xfrm>
+                      <a:off x="0" y="0"/>
+                      <a:ext cx="5334000" cy="3200400"/>
+                    </a:xfrm>
+                    <a:prstGeom prst="rect">
+                      <a:avLst/>
+                    </a:prstGeom>
+                    <a:noFill/>
+                    <a:ln w="9525">
+                      <a:noFill/>
+                      <a:headEnd/>
+                      <a:tailEnd/>
+                    </a:ln>
+                  </pic:spPr>
+                </pic:pic>
+              </a:graphicData>
+            </a:graphic>
+          </wp:inline>
+        </w:drawing>
+      </w:r>
+    </w:p>
+    <w:p>
+      <w:pPr>
+        <w:pStyle w:val="ImageCaption"/>
       </w:pPr>
       <w:r>
         <w:t xml:space="preserve">🖨️ Imprime, rellena, cuelga — y firma cada viernes</w:t>
@@ -2500,8 +2584,8 @@
         <w:t xml:space="preserve">🏫 Grupo:</w:t>
       </w:r>
     </w:p>
-    <w:bookmarkEnd w:id="30"/>
-    <w:bookmarkStart w:id="31" w:name="Xf4f0b397c1970ac96f02cb501cdf4871d4323e4"/>
+    <w:bookmarkEnd w:id="36"/>
+    <w:bookmarkStart w:id="37" w:name="Xf4f0b397c1970ac96f02cb501cdf4871d4323e4"/>
     <w:p>
       <w:pPr>
         <w:pStyle w:val="Heading2"/>
@@ -2700,8 +2784,8 @@
         </w:pict>
       </w:r>
     </w:p>
-    <w:bookmarkEnd w:id="31"/>
-    <w:bookmarkStart w:id="32" w:name="X9ab0c6173efa59a690d7a90c876a35ffd12866a"/>
+    <w:bookmarkEnd w:id="37"/>
+    <w:bookmarkStart w:id="38" w:name="X9ab0c6173efa59a690d7a90c876a35ffd12866a"/>
     <w:p>
       <w:pPr>
         <w:pStyle w:val="Heading2"/>
@@ -2807,8 +2891,8 @@
         </w:pict>
       </w:r>
     </w:p>
-    <w:bookmarkEnd w:id="32"/>
-    <w:bookmarkStart w:id="33" w:name="soluciones-y-pistas-1"/>
+    <w:bookmarkEnd w:id="38"/>
+    <w:bookmarkStart w:id="39" w:name="soluciones-y-pistas-1"/>
     <w:p>
       <w:pPr>
         <w:pStyle w:val="Heading2"/>
@@ -2862,8 +2946,8 @@
         </w:pict>
       </w:r>
     </w:p>
-    <w:bookmarkEnd w:id="33"/>
-    <w:bookmarkStart w:id="34" w:name="resumen-en-3-frases-1"/>
+    <w:bookmarkEnd w:id="39"/>
+    <w:bookmarkStart w:id="40" w:name="resumen-en-3-frases-1"/>
     <w:p>
       <w:pPr>
         <w:pStyle w:val="Heading2"/>
@@ -2915,8 +2999,8 @@
         </w:pict>
       </w:r>
     </w:p>
-    <w:bookmarkEnd w:id="34"/>
-    <w:bookmarkStart w:id="35" w:name="vocabulario-rápido-1"/>
+    <w:bookmarkEnd w:id="40"/>
+    <w:bookmarkStart w:id="41" w:name="vocabulario-rápido-1"/>
     <w:p>
       <w:pPr>
         <w:pStyle w:val="Heading2"/>
@@ -3030,7 +3114,7 @@
       <w:r>
         <w:t xml:space="preserve"> </w:t>
       </w:r>
-      <w:hyperlink r:id="rId25">
+      <w:hyperlink r:id="rId28">
         <w:r>
           <w:rPr>
             <w:rStyle w:val="Hyperlink"/>
@@ -3104,8 +3188,8 @@
         <w:t xml:space="preserve">— vuelve cuando quieras a cualquier unidad.</w:t>
       </w:r>
     </w:p>
-    <w:bookmarkEnd w:id="35"/>
-    <w:bookmarkEnd w:id="36"/>
+    <w:bookmarkEnd w:id="41"/>
+    <w:bookmarkEnd w:id="42"/>
     <w:sectPr>
       <w:footnotePr>
         <w:numRestart w:val="eachSect"/>

--- a/docx/11-turnos-del-aula/11-turnos-del-aula.docx
+++ b/docx/11-turnos-del-aula/11-turnos-del-aula.docx
@@ -28,7 +28,7 @@
         </w:p>
       </w:sdtContent>
     </w:sdt>
-    <w:bookmarkStart w:id="16" w:name="turnos-del-aula"/>
+    <w:bookmarkStart w:id="17" w:name="turnos-del-aula"/>
     <w:p>
       <w:pPr>
         <w:pStyle w:val="Heading1"/>
@@ -82,7 +82,7 @@
         <w:t xml:space="preserve"> </w:t>
       </w:r>
       <w:r>
-        <w:t xml:space="preserve">→ Fin del recorrido</w:t>
+        <w:t xml:space="preserve">→ Ciberconvivencia</w:t>
       </w:r>
     </w:p>
     <w:p>
@@ -413,7 +413,7 @@
       </w:r>
     </w:p>
     <w:bookmarkEnd w:id="14"/>
-    <w:bookmarkStart w:id="15" w:name="por-dónde-empiezo"/>
+    <w:bookmarkStart w:id="16" w:name="por-dónde-empiezo"/>
     <w:p>
       <w:pPr>
         <w:pStyle w:val="Heading2"/>
@@ -509,12 +509,36 @@
           <w:b/>
           <w:bCs/>
         </w:rPr>
-        <w:t xml:space="preserve">⏭️ Has terminado el recorrido de tutoría. 🎉 Vuelve cuando quieras a cualquier unidad — el clima del aula se cuida todo el curso.</w:t>
-      </w:r>
-    </w:p>
-    <w:bookmarkEnd w:id="15"/>
+        <w:t xml:space="preserve">⏭️ Al acabar la unidad, continúa en</w:t>
+      </w:r>
+      <w:r>
+        <w:rPr>
+          <w:b/>
+          <w:bCs/>
+        </w:rPr>
+        <w:t xml:space="preserve"> </w:t>
+      </w:r>
+      <w:hyperlink r:id="rId15">
+        <w:r>
+          <w:rPr>
+            <w:rStyle w:val="Hyperlink"/>
+            <w:b/>
+            <w:bCs/>
+          </w:rPr>
+          <w:t xml:space="preserve">🌐 Ciberconvivencia</w:t>
+        </w:r>
+      </w:hyperlink>
+      <w:r>
+        <w:rPr>
+          <w:b/>
+          <w:bCs/>
+        </w:rPr>
+        <w:t xml:space="preserve">.</w:t>
+      </w:r>
+    </w:p>
     <w:bookmarkEnd w:id="16"/>
-    <w:bookmarkStart w:id="30" w:name="los-5-turnos-del-aula"/>
+    <w:bookmarkEnd w:id="17"/>
+    <w:bookmarkStart w:id="31" w:name="los-5-turnos-del-aula"/>
     <w:p>
       <w:pPr>
         <w:pStyle w:val="Heading1"/>
@@ -578,7 +602,7 @@
         </w:pict>
       </w:r>
     </w:p>
-    <w:bookmarkStart w:id="17" w:name="en-corto"/>
+    <w:bookmarkStart w:id="18" w:name="en-corto"/>
     <w:p>
       <w:pPr>
         <w:pStyle w:val="Heading2"/>
@@ -628,8 +652,8 @@
         </w:pict>
       </w:r>
     </w:p>
-    <w:bookmarkEnd w:id="17"/>
-    <w:bookmarkStart w:id="18" w:name="la-lista-no-es-un-castigo"/>
+    <w:bookmarkEnd w:id="18"/>
+    <w:bookmarkStart w:id="19" w:name="la-lista-no-es-un-castigo"/>
     <w:p>
       <w:pPr>
         <w:pStyle w:val="Heading2"/>
@@ -772,8 +796,8 @@
         </w:pict>
       </w:r>
     </w:p>
-    <w:bookmarkEnd w:id="18"/>
-    <w:bookmarkStart w:id="22" w:name="los-5-turnos-del-aula-1"/>
+    <w:bookmarkEnd w:id="19"/>
+    <w:bookmarkStart w:id="23" w:name="los-5-turnos-del-aula-1"/>
     <w:p>
       <w:pPr>
         <w:pStyle w:val="Heading2"/>
@@ -791,18 +815,18 @@
           <wp:inline>
             <wp:extent cx="5334000" cy="1991360"/>
             <wp:effectExtent b="0" l="0" r="0" t="0"/>
-            <wp:docPr descr="📆 Los 5 roles — 1 por persona, rota cada semana" title="" id="20" name="Picture"/>
+            <wp:docPr descr="📆 Los 5 roles — 1 por persona, rota cada semana" title="" id="21" name="Picture"/>
             <a:graphic>
               <a:graphicData uri="http://schemas.openxmlformats.org/drawingml/2006/picture">
                 <pic:pic>
                   <pic:nvPicPr>
-                    <pic:cNvPr descr="public/img/11-turnos-del-aula/01-cinco-turnos.png" id="21" name="Picture"/>
+                    <pic:cNvPr descr="public/img/11-turnos-del-aula/01-cinco-turnos.png" id="22" name="Picture"/>
                     <pic:cNvPicPr>
                       <a:picLocks noChangeArrowheads="1" noChangeAspect="1"/>
                     </pic:cNvPicPr>
                   </pic:nvPicPr>
                   <pic:blipFill>
-                    <a:blip r:embed="rId19"/>
+                    <a:blip r:embed="rId20"/>
                     <a:stretch>
                       <a:fillRect/>
                     </a:stretch>
@@ -1124,8 +1148,8 @@
         </w:pict>
       </w:r>
     </w:p>
-    <w:bookmarkEnd w:id="22"/>
-    <w:bookmarkStart w:id="23" w:name="las-4-reglas-del-sistema"/>
+    <w:bookmarkEnd w:id="23"/>
+    <w:bookmarkStart w:id="24" w:name="las-4-reglas-del-sistema"/>
     <w:p>
       <w:pPr>
         <w:pStyle w:val="Heading2"/>
@@ -1424,8 +1448,8 @@
         </w:pict>
       </w:r>
     </w:p>
-    <w:bookmarkEnd w:id="23"/>
-    <w:bookmarkStart w:id="24" w:name="a-por-ellos"/>
+    <w:bookmarkEnd w:id="24"/>
+    <w:bookmarkStart w:id="25" w:name="a-por-ellos"/>
     <w:p>
       <w:pPr>
         <w:pStyle w:val="Heading2"/>
@@ -1705,8 +1729,8 @@
         </w:pict>
       </w:r>
     </w:p>
-    <w:bookmarkEnd w:id="24"/>
-    <w:bookmarkStart w:id="25" w:name="Xa323694d993faa45537ebb47b6711d7252db86c"/>
+    <w:bookmarkEnd w:id="25"/>
+    <w:bookmarkStart w:id="26" w:name="Xa323694d993faa45537ebb47b6711d7252db86c"/>
     <w:p>
       <w:pPr>
         <w:pStyle w:val="Heading2"/>
@@ -1855,8 +1879,8 @@
         </w:pict>
       </w:r>
     </w:p>
-    <w:bookmarkEnd w:id="25"/>
-    <w:bookmarkStart w:id="26" w:name="soluciones-y-pistas"/>
+    <w:bookmarkEnd w:id="26"/>
+    <w:bookmarkStart w:id="27" w:name="soluciones-y-pistas"/>
     <w:p>
       <w:pPr>
         <w:pStyle w:val="Heading2"/>
@@ -1961,8 +1985,8 @@
         </w:pict>
       </w:r>
     </w:p>
-    <w:bookmarkEnd w:id="26"/>
-    <w:bookmarkStart w:id="27" w:name="resumen-en-3-frases"/>
+    <w:bookmarkEnd w:id="27"/>
+    <w:bookmarkStart w:id="28" w:name="resumen-en-3-frases"/>
     <w:p>
       <w:pPr>
         <w:pStyle w:val="Heading2"/>
@@ -2014,8 +2038,8 @@
         </w:pict>
       </w:r>
     </w:p>
-    <w:bookmarkEnd w:id="27"/>
-    <w:bookmarkStart w:id="29" w:name="vocabulario-rápido"/>
+    <w:bookmarkEnd w:id="28"/>
+    <w:bookmarkStart w:id="30" w:name="vocabulario-rápido"/>
     <w:p>
       <w:pPr>
         <w:pStyle w:val="Heading2"/>
@@ -2129,7 +2153,7 @@
       <w:r>
         <w:t xml:space="preserve"> </w:t>
       </w:r>
-      <w:hyperlink r:id="rId28">
+      <w:hyperlink r:id="rId29">
         <w:r>
           <w:rPr>
             <w:rStyle w:val="Hyperlink"/>
@@ -2156,7 +2180,7 @@
       <w:r>
         <w:t xml:space="preserve"> </w:t>
       </w:r>
-      <w:hyperlink r:id="rId28">
+      <w:hyperlink r:id="rId29">
         <w:r>
           <w:rPr>
             <w:rStyle w:val="Hyperlink"/>
@@ -2192,9 +2216,9 @@
         </w:r>
       </w:hyperlink>
     </w:p>
-    <w:bookmarkEnd w:id="29"/>
     <w:bookmarkEnd w:id="30"/>
-    <w:bookmarkStart w:id="42" w:name="tu-planilla-plantilla"/>
+    <w:bookmarkEnd w:id="31"/>
+    <w:bookmarkStart w:id="43" w:name="tu-planilla-plantilla"/>
     <w:p>
       <w:pPr>
         <w:pStyle w:val="Heading1"/>
@@ -2258,7 +2282,7 @@
         </w:pict>
       </w:r>
     </w:p>
-    <w:bookmarkStart w:id="31" w:name="en-corto-1"/>
+    <w:bookmarkStart w:id="32" w:name="en-corto-1"/>
     <w:p>
       <w:pPr>
         <w:pStyle w:val="Heading2"/>
@@ -2298,8 +2322,8 @@
         </w:pict>
       </w:r>
     </w:p>
-    <w:bookmarkEnd w:id="31"/>
-    <w:bookmarkStart w:id="32" w:name="cómo-usar-la-planilla"/>
+    <w:bookmarkEnd w:id="32"/>
+    <w:bookmarkStart w:id="33" w:name="cómo-usar-la-planilla"/>
     <w:p>
       <w:pPr>
         <w:pStyle w:val="Heading2"/>
@@ -2492,8 +2516,8 @@
         </w:pict>
       </w:r>
     </w:p>
-    <w:bookmarkEnd w:id="32"/>
-    <w:bookmarkStart w:id="36" w:name="la-planilla-de-la-semana"/>
+    <w:bookmarkEnd w:id="33"/>
+    <w:bookmarkStart w:id="37" w:name="la-planilla-de-la-semana"/>
     <w:p>
       <w:pPr>
         <w:pStyle w:val="Heading2"/>
@@ -2511,18 +2535,18 @@
           <wp:inline>
             <wp:extent cx="5334000" cy="3200400"/>
             <wp:effectExtent b="0" l="0" r="0" t="0"/>
-            <wp:docPr descr="🖨️ Imprime, rellena, cuelga — y firma cada viernes" title="" id="34" name="Picture"/>
+            <wp:docPr descr="🖨️ Imprime, rellena, cuelga — y firma cada viernes" title="" id="35" name="Picture"/>
             <a:graphic>
               <a:graphicData uri="http://schemas.openxmlformats.org/drawingml/2006/picture">
                 <pic:pic>
                   <pic:nvPicPr>
-                    <pic:cNvPr descr="public/img/11-turnos-del-aula/02-planilla-semanal.png" id="35" name="Picture"/>
+                    <pic:cNvPr descr="public/img/11-turnos-del-aula/02-planilla-semanal.png" id="36" name="Picture"/>
                     <pic:cNvPicPr>
                       <a:picLocks noChangeArrowheads="1" noChangeAspect="1"/>
                     </pic:cNvPicPr>
                   </pic:nvPicPr>
                   <pic:blipFill>
-                    <a:blip r:embed="rId33"/>
+                    <a:blip r:embed="rId34"/>
                     <a:stretch>
                       <a:fillRect/>
                     </a:stretch>
@@ -2584,8 +2608,8 @@
         <w:t xml:space="preserve">🏫 Grupo:</w:t>
       </w:r>
     </w:p>
-    <w:bookmarkEnd w:id="36"/>
-    <w:bookmarkStart w:id="37" w:name="Xf4f0b397c1970ac96f02cb501cdf4871d4323e4"/>
+    <w:bookmarkEnd w:id="37"/>
+    <w:bookmarkStart w:id="38" w:name="Xf4f0b397c1970ac96f02cb501cdf4871d4323e4"/>
     <w:p>
       <w:pPr>
         <w:pStyle w:val="Heading2"/>
@@ -2784,8 +2808,8 @@
         </w:pict>
       </w:r>
     </w:p>
-    <w:bookmarkEnd w:id="37"/>
-    <w:bookmarkStart w:id="38" w:name="X9ab0c6173efa59a690d7a90c876a35ffd12866a"/>
+    <w:bookmarkEnd w:id="38"/>
+    <w:bookmarkStart w:id="39" w:name="X9ab0c6173efa59a690d7a90c876a35ffd12866a"/>
     <w:p>
       <w:pPr>
         <w:pStyle w:val="Heading2"/>
@@ -2891,8 +2915,8 @@
         </w:pict>
       </w:r>
     </w:p>
-    <w:bookmarkEnd w:id="38"/>
-    <w:bookmarkStart w:id="39" w:name="soluciones-y-pistas-1"/>
+    <w:bookmarkEnd w:id="39"/>
+    <w:bookmarkStart w:id="40" w:name="soluciones-y-pistas-1"/>
     <w:p>
       <w:pPr>
         <w:pStyle w:val="Heading2"/>
@@ -2946,8 +2970,8 @@
         </w:pict>
       </w:r>
     </w:p>
-    <w:bookmarkEnd w:id="39"/>
-    <w:bookmarkStart w:id="40" w:name="resumen-en-3-frases-1"/>
+    <w:bookmarkEnd w:id="40"/>
+    <w:bookmarkStart w:id="41" w:name="resumen-en-3-frases-1"/>
     <w:p>
       <w:pPr>
         <w:pStyle w:val="Heading2"/>
@@ -2999,8 +3023,8 @@
         </w:pict>
       </w:r>
     </w:p>
-    <w:bookmarkEnd w:id="40"/>
-    <w:bookmarkStart w:id="41" w:name="vocabulario-rápido-1"/>
+    <w:bookmarkEnd w:id="41"/>
+    <w:bookmarkStart w:id="42" w:name="vocabulario-rápido-1"/>
     <w:p>
       <w:pPr>
         <w:pStyle w:val="Heading2"/>
@@ -3114,7 +3138,7 @@
       <w:r>
         <w:t xml:space="preserve"> </w:t>
       </w:r>
-      <w:hyperlink r:id="rId28">
+      <w:hyperlink r:id="rId29">
         <w:r>
           <w:rPr>
             <w:rStyle w:val="Hyperlink"/>
@@ -3168,28 +3192,17 @@
       <w:r>
         <w:t xml:space="preserve"> </w:t>
       </w:r>
-      <w:r>
-        <w:t xml:space="preserve">🎉</w:t>
-      </w:r>
-      <w:r>
-        <w:t xml:space="preserve"> </w:t>
-      </w:r>
-      <w:r>
-        <w:rPr>
-          <w:b/>
-          <w:bCs/>
-        </w:rPr>
-        <w:t xml:space="preserve">Fin del recorrido de tutoría</w:t>
-      </w:r>
-      <w:r>
-        <w:t xml:space="preserve"> </w:t>
-      </w:r>
-      <w:r>
-        <w:t xml:space="preserve">— vuelve cuando quieras a cualquier unidad.</w:t>
-      </w:r>
-    </w:p>
-    <w:bookmarkEnd w:id="41"/>
+      <w:hyperlink r:id="rId15">
+        <w:r>
+          <w:rPr>
+            <w:rStyle w:val="Hyperlink"/>
+          </w:rPr>
+          <w:t xml:space="preserve">🌐 Ciberconvivencia</w:t>
+        </w:r>
+      </w:hyperlink>
+    </w:p>
     <w:bookmarkEnd w:id="42"/>
+    <w:bookmarkEnd w:id="43"/>
     <w:sectPr>
       <w:footnotePr>
         <w:numRestart w:val="eachSect"/>
